--- a/AWS Cloud + Devops Roadmap 2026.docx
+++ b/AWS Cloud + Devops Roadmap 2026.docx
@@ -57,8 +57,185 @@
         <w:rPr>
           <w:b/>
           <w:bCs/>
+          <w:sz w:val="24"/>
+          <w:szCs w:val="24"/>
+          <w:u w:val="single"/>
+        </w:rPr>
+      </w:pPr>
+    </w:p>
+    <w:p>
+      <w:pPr>
+        <w:rPr>
+          <w:sz w:val="24"/>
+          <w:szCs w:val="24"/>
+        </w:rPr>
+      </w:pPr>
+      <w:r>
+        <w:rPr>
+          <w:b/>
+          <w:bCs/>
+          <w:sz w:val="28"/>
+          <w:szCs w:val="28"/>
+        </w:rPr>
+        <w:t xml:space="preserve"> </w:t>
+      </w:r>
+      <w:r>
+        <w:rPr>
+          <w:b/>
+          <w:bCs/>
+          <w:sz w:val="28"/>
+          <w:szCs w:val="28"/>
+        </w:rPr>
+        <w:t>DevOps</w:t>
+      </w:r>
+      <w:r>
+        <w:rPr>
+          <w:b/>
+          <w:bCs/>
           <w:sz w:val="44"/>
           <w:szCs w:val="44"/>
+        </w:rPr>
+        <w:t xml:space="preserve"> </w:t>
+      </w:r>
+      <w:r>
+        <w:rPr>
+          <w:sz w:val="24"/>
+          <w:szCs w:val="24"/>
+        </w:rPr>
+        <w:t>is all about managing the production environment of the software applications.</w:t>
+      </w:r>
+    </w:p>
+    <w:p>
+      <w:pPr>
+        <w:rPr>
+          <w:sz w:val="16"/>
+          <w:szCs w:val="16"/>
+        </w:rPr>
+      </w:pPr>
+    </w:p>
+    <w:p>
+      <w:pPr>
+        <w:rPr>
+          <w:sz w:val="24"/>
+          <w:szCs w:val="24"/>
+        </w:rPr>
+      </w:pPr>
+      <w:r>
+        <w:rPr>
+          <w:b/>
+          <w:bCs/>
+          <w:sz w:val="24"/>
+          <w:szCs w:val="24"/>
+        </w:rPr>
+        <w:t>DevOps</w:t>
+      </w:r>
+      <w:r>
+        <w:rPr>
+          <w:sz w:val="24"/>
+          <w:szCs w:val="24"/>
+        </w:rPr>
+        <w:t xml:space="preserve"> focuses on:</w:t>
+      </w:r>
+    </w:p>
+    <w:p>
+      <w:pPr>
+        <w:pStyle w:val="ListParagraph"/>
+        <w:numPr>
+          <w:ilvl w:val="0"/>
+          <w:numId w:val="27"/>
+        </w:numPr>
+        <w:spacing w:line="360" w:lineRule="auto"/>
+        <w:rPr>
+          <w:sz w:val="24"/>
+          <w:szCs w:val="24"/>
+        </w:rPr>
+      </w:pPr>
+      <w:r>
+        <w:rPr>
+          <w:sz w:val="24"/>
+          <w:szCs w:val="24"/>
+        </w:rPr>
+        <w:t>Collaboration between developers, operations, QA, and security</w:t>
+      </w:r>
+    </w:p>
+    <w:p>
+      <w:pPr>
+        <w:pStyle w:val="ListParagraph"/>
+        <w:numPr>
+          <w:ilvl w:val="0"/>
+          <w:numId w:val="27"/>
+        </w:numPr>
+        <w:spacing w:line="360" w:lineRule="auto"/>
+        <w:rPr>
+          <w:sz w:val="24"/>
+          <w:szCs w:val="24"/>
+        </w:rPr>
+      </w:pPr>
+      <w:r>
+        <w:rPr>
+          <w:sz w:val="24"/>
+          <w:szCs w:val="24"/>
+        </w:rPr>
+        <w:t>Automation of building, testing, deploying, and monitoring software applications</w:t>
+      </w:r>
+    </w:p>
+    <w:p>
+      <w:pPr>
+        <w:pStyle w:val="ListParagraph"/>
+        <w:numPr>
+          <w:ilvl w:val="0"/>
+          <w:numId w:val="27"/>
+        </w:numPr>
+        <w:spacing w:line="360" w:lineRule="auto"/>
+        <w:rPr>
+          <w:sz w:val="24"/>
+          <w:szCs w:val="24"/>
+        </w:rPr>
+      </w:pPr>
+      <w:r>
+        <w:rPr>
+          <w:sz w:val="24"/>
+          <w:szCs w:val="24"/>
+        </w:rPr>
+        <w:t>Continuous delivery of high-quality software</w:t>
+      </w:r>
+    </w:p>
+    <w:p>
+      <w:pPr>
+        <w:pStyle w:val="ListParagraph"/>
+        <w:numPr>
+          <w:ilvl w:val="0"/>
+          <w:numId w:val="27"/>
+        </w:numPr>
+        <w:spacing w:line="360" w:lineRule="auto"/>
+        <w:rPr>
+          <w:sz w:val="24"/>
+          <w:szCs w:val="24"/>
+        </w:rPr>
+      </w:pPr>
+      <w:r>
+        <w:rPr>
+          <w:sz w:val="24"/>
+          <w:szCs w:val="24"/>
+        </w:rPr>
+        <w:t>Reliability &amp; scalability of systems</w:t>
+      </w:r>
+    </w:p>
+    <w:p>
+      <w:pPr>
+        <w:rPr>
+          <w:sz w:val="24"/>
+          <w:szCs w:val="24"/>
+        </w:rPr>
+      </w:pPr>
+    </w:p>
+    <w:p>
+      <w:pPr>
+        <w:rPr>
+          <w:b/>
+          <w:bCs/>
+          <w:sz w:val="28"/>
+          <w:szCs w:val="28"/>
           <w:u w:val="single"/>
         </w:rPr>
       </w:pPr>
@@ -66,12 +243,354 @@
         <w:rPr>
           <w:b/>
           <w:bCs/>
-          <w:sz w:val="44"/>
-          <w:szCs w:val="44"/>
+          <w:sz w:val="28"/>
+          <w:szCs w:val="28"/>
           <w:u w:val="single"/>
         </w:rPr>
-        <w:t xml:space="preserve"> </w:t>
-      </w:r>
+        <w:t>Skills Required for a DevOps Engineer</w:t>
+      </w:r>
+    </w:p>
+    <w:p>
+      <w:pPr>
+        <w:rPr>
+          <w:b/>
+          <w:bCs/>
+          <w:sz w:val="16"/>
+          <w:szCs w:val="16"/>
+          <w:u w:val="single"/>
+        </w:rPr>
+      </w:pPr>
+    </w:p>
+    <w:p>
+      <w:pPr>
+        <w:rPr>
+          <w:b/>
+          <w:bCs/>
+          <w:sz w:val="24"/>
+          <w:szCs w:val="24"/>
+        </w:rPr>
+      </w:pPr>
+      <w:r>
+        <w:rPr>
+          <w:b/>
+          <w:bCs/>
+          <w:sz w:val="24"/>
+          <w:szCs w:val="24"/>
+        </w:rPr>
+        <w:t>Technical Skills</w:t>
+      </w:r>
+    </w:p>
+    <w:p>
+      <w:pPr>
+        <w:pStyle w:val="ListParagraph"/>
+        <w:numPr>
+          <w:ilvl w:val="0"/>
+          <w:numId w:val="28"/>
+        </w:numPr>
+        <w:spacing w:line="360" w:lineRule="auto"/>
+        <w:rPr>
+          <w:sz w:val="24"/>
+          <w:szCs w:val="24"/>
+        </w:rPr>
+      </w:pPr>
+      <w:r>
+        <w:rPr>
+          <w:sz w:val="24"/>
+          <w:szCs w:val="24"/>
+        </w:rPr>
+        <w:t>Linux &amp; Networking</w:t>
+      </w:r>
+    </w:p>
+    <w:p>
+      <w:pPr>
+        <w:pStyle w:val="ListParagraph"/>
+        <w:numPr>
+          <w:ilvl w:val="0"/>
+          <w:numId w:val="28"/>
+        </w:numPr>
+        <w:spacing w:line="360" w:lineRule="auto"/>
+        <w:rPr>
+          <w:sz w:val="24"/>
+          <w:szCs w:val="24"/>
+        </w:rPr>
+      </w:pPr>
+      <w:r>
+        <w:rPr>
+          <w:sz w:val="24"/>
+          <w:szCs w:val="24"/>
+        </w:rPr>
+        <w:t xml:space="preserve">Scripting: </w:t>
+      </w:r>
+      <w:r>
+        <w:rPr>
+          <w:b/>
+          <w:bCs/>
+          <w:sz w:val="24"/>
+          <w:szCs w:val="24"/>
+        </w:rPr>
+        <w:t>Bash, Python</w:t>
+      </w:r>
+    </w:p>
+    <w:p>
+      <w:pPr>
+        <w:pStyle w:val="ListParagraph"/>
+        <w:numPr>
+          <w:ilvl w:val="0"/>
+          <w:numId w:val="28"/>
+        </w:numPr>
+        <w:spacing w:line="360" w:lineRule="auto"/>
+        <w:rPr>
+          <w:sz w:val="24"/>
+          <w:szCs w:val="24"/>
+        </w:rPr>
+      </w:pPr>
+      <w:r>
+        <w:rPr>
+          <w:sz w:val="24"/>
+          <w:szCs w:val="24"/>
+        </w:rPr>
+        <w:t>CI/CD Tools</w:t>
+      </w:r>
+    </w:p>
+    <w:p>
+      <w:pPr>
+        <w:pStyle w:val="ListParagraph"/>
+        <w:numPr>
+          <w:ilvl w:val="0"/>
+          <w:numId w:val="28"/>
+        </w:numPr>
+        <w:spacing w:line="360" w:lineRule="auto"/>
+        <w:rPr>
+          <w:sz w:val="24"/>
+          <w:szCs w:val="24"/>
+        </w:rPr>
+      </w:pPr>
+      <w:r>
+        <w:rPr>
+          <w:sz w:val="24"/>
+          <w:szCs w:val="24"/>
+        </w:rPr>
+        <w:t>Cloud Platforms</w:t>
+      </w:r>
+    </w:p>
+    <w:p>
+      <w:pPr>
+        <w:pStyle w:val="ListParagraph"/>
+        <w:numPr>
+          <w:ilvl w:val="0"/>
+          <w:numId w:val="28"/>
+        </w:numPr>
+        <w:spacing w:line="360" w:lineRule="auto"/>
+        <w:rPr>
+          <w:sz w:val="24"/>
+          <w:szCs w:val="24"/>
+        </w:rPr>
+      </w:pPr>
+      <w:r>
+        <w:rPr>
+          <w:sz w:val="24"/>
+          <w:szCs w:val="24"/>
+        </w:rPr>
+        <w:t>Containers &amp; Kubernetes</w:t>
+      </w:r>
+    </w:p>
+    <w:p>
+      <w:pPr>
+        <w:pStyle w:val="ListParagraph"/>
+        <w:numPr>
+          <w:ilvl w:val="0"/>
+          <w:numId w:val="28"/>
+        </w:numPr>
+        <w:spacing w:line="360" w:lineRule="auto"/>
+        <w:rPr>
+          <w:sz w:val="24"/>
+          <w:szCs w:val="24"/>
+        </w:rPr>
+      </w:pPr>
+      <w:r>
+        <w:rPr>
+          <w:sz w:val="24"/>
+          <w:szCs w:val="24"/>
+        </w:rPr>
+        <w:t>Monitoring &amp; logging tools</w:t>
+      </w:r>
+    </w:p>
+    <w:p>
+      <w:pPr>
+        <w:rPr>
+          <w:b/>
+          <w:bCs/>
+          <w:sz w:val="24"/>
+          <w:szCs w:val="24"/>
+        </w:rPr>
+      </w:pPr>
+    </w:p>
+    <w:p>
+      <w:pPr>
+        <w:rPr>
+          <w:b/>
+          <w:bCs/>
+          <w:sz w:val="24"/>
+          <w:szCs w:val="24"/>
+        </w:rPr>
+      </w:pPr>
+      <w:r>
+        <w:rPr>
+          <w:b/>
+          <w:bCs/>
+          <w:sz w:val="24"/>
+          <w:szCs w:val="24"/>
+        </w:rPr>
+        <w:t>Soft Skills</w:t>
+      </w:r>
+    </w:p>
+    <w:p>
+      <w:pPr>
+        <w:pStyle w:val="ListParagraph"/>
+        <w:numPr>
+          <w:ilvl w:val="0"/>
+          <w:numId w:val="29"/>
+        </w:numPr>
+        <w:spacing w:line="360" w:lineRule="auto"/>
+        <w:rPr>
+          <w:sz w:val="24"/>
+          <w:szCs w:val="24"/>
+        </w:rPr>
+      </w:pPr>
+      <w:r>
+        <w:rPr>
+          <w:sz w:val="24"/>
+          <w:szCs w:val="24"/>
+        </w:rPr>
+        <w:t>Collaboration &amp; communication</w:t>
+      </w:r>
+    </w:p>
+    <w:p>
+      <w:pPr>
+        <w:pStyle w:val="ListParagraph"/>
+        <w:numPr>
+          <w:ilvl w:val="0"/>
+          <w:numId w:val="29"/>
+        </w:numPr>
+        <w:spacing w:line="360" w:lineRule="auto"/>
+        <w:rPr>
+          <w:sz w:val="24"/>
+          <w:szCs w:val="24"/>
+        </w:rPr>
+      </w:pPr>
+      <w:r>
+        <w:rPr>
+          <w:sz w:val="24"/>
+          <w:szCs w:val="24"/>
+        </w:rPr>
+        <w:t>Problem-solving</w:t>
+      </w:r>
+    </w:p>
+    <w:p>
+      <w:pPr>
+        <w:pStyle w:val="ListParagraph"/>
+        <w:numPr>
+          <w:ilvl w:val="0"/>
+          <w:numId w:val="29"/>
+        </w:numPr>
+        <w:spacing w:line="360" w:lineRule="auto"/>
+        <w:rPr>
+          <w:sz w:val="24"/>
+          <w:szCs w:val="24"/>
+        </w:rPr>
+      </w:pPr>
+      <w:r>
+        <w:rPr>
+          <w:sz w:val="24"/>
+          <w:szCs w:val="24"/>
+        </w:rPr>
+        <w:t>Automation mindset</w:t>
+      </w:r>
+    </w:p>
+    <w:p>
+      <w:pPr>
+        <w:pStyle w:val="ListParagraph"/>
+        <w:numPr>
+          <w:ilvl w:val="0"/>
+          <w:numId w:val="29"/>
+        </w:numPr>
+        <w:spacing w:line="360" w:lineRule="auto"/>
+        <w:rPr>
+          <w:sz w:val="24"/>
+          <w:szCs w:val="24"/>
+        </w:rPr>
+      </w:pPr>
+      <w:r>
+        <w:rPr>
+          <w:sz w:val="24"/>
+          <w:szCs w:val="24"/>
+        </w:rPr>
+        <w:t>Continuous learning</w:t>
+      </w:r>
+    </w:p>
+    <w:p>
+      <w:pPr>
+        <w:rPr>
+          <w:sz w:val="24"/>
+          <w:szCs w:val="24"/>
+        </w:rPr>
+      </w:pPr>
+    </w:p>
+    <w:p>
+      <w:pPr>
+        <w:rPr>
+          <w:sz w:val="24"/>
+          <w:szCs w:val="24"/>
+        </w:rPr>
+      </w:pPr>
+    </w:p>
+    <w:p>
+      <w:pPr>
+        <w:rPr>
+          <w:sz w:val="24"/>
+          <w:szCs w:val="24"/>
+        </w:rPr>
+      </w:pPr>
+    </w:p>
+    <w:p>
+      <w:pPr>
+        <w:rPr>
+          <w:sz w:val="24"/>
+          <w:szCs w:val="24"/>
+        </w:rPr>
+      </w:pPr>
+    </w:p>
+    <w:p>
+      <w:pPr>
+        <w:rPr>
+          <w:b/>
+          <w:bCs/>
+          <w:sz w:val="28"/>
+          <w:szCs w:val="28"/>
+          <w:u w:val="single"/>
+        </w:rPr>
+      </w:pPr>
+      <w:r>
+        <w:rPr>
+          <w:b/>
+          <w:bCs/>
+          <w:sz w:val="28"/>
+          <w:szCs w:val="28"/>
+          <w:u w:val="single"/>
+        </w:rPr>
+        <w:lastRenderedPageBreak/>
+        <w:t>DevOps Roadmap</w:t>
+      </w:r>
+    </w:p>
+    <w:p>
+      <w:pPr>
+        <w:pStyle w:val="ListParagraph"/>
+        <w:ind w:left="1152"/>
+        <w:rPr>
+          <w:sz w:val="24"/>
+          <w:szCs w:val="24"/>
+        </w:rPr>
+      </w:pPr>
     </w:p>
     <w:p>
       <w:pPr>
@@ -773,7 +1292,6 @@
           <w:sz w:val="24"/>
           <w:szCs w:val="24"/>
         </w:rPr>
-        <w:lastRenderedPageBreak/>
         <w:t>boto3 (AWS SDK for Python)</w:t>
       </w:r>
     </w:p>
@@ -793,6 +1311,7 @@
           <w:sz w:val="24"/>
           <w:szCs w:val="24"/>
         </w:rPr>
+        <w:lastRenderedPageBreak/>
         <w:t>Writing Lambda functions</w:t>
       </w:r>
     </w:p>
@@ -941,21 +1460,7 @@
           <w:sz w:val="24"/>
           <w:szCs w:val="24"/>
         </w:rPr>
-        <w:t xml:space="preserve">, clone, add, commit, pull, push, rebase, </w:t>
-      </w:r>
-      <w:r>
-        <w:rPr>
-          <w:sz w:val="24"/>
-          <w:szCs w:val="24"/>
-        </w:rPr>
-        <w:t>merge</w:t>
-      </w:r>
-      <w:r>
-        <w:rPr>
-          <w:sz w:val="24"/>
-          <w:szCs w:val="24"/>
-        </w:rPr>
-        <w:t xml:space="preserve"> and merge conflict resolution</w:t>
+        <w:t>, clone, add, commit, pull, push, rebase, merge and merge conflict resolution</w:t>
       </w:r>
     </w:p>
     <w:p>
@@ -1531,7 +2036,6 @@
           <w:sz w:val="24"/>
           <w:szCs w:val="24"/>
         </w:rPr>
-        <w:lastRenderedPageBreak/>
         <w:t>KMS</w:t>
       </w:r>
     </w:p>
@@ -1551,6 +2055,7 @@
           <w:sz w:val="24"/>
           <w:szCs w:val="24"/>
         </w:rPr>
+        <w:lastRenderedPageBreak/>
         <w:t>Secrets Manager</w:t>
       </w:r>
     </w:p>
@@ -2372,36 +2877,36 @@
           <w:sz w:val="24"/>
           <w:szCs w:val="24"/>
         </w:rPr>
+        <w:t xml:space="preserve">AWS </w:t>
+      </w:r>
+      <w:proofErr w:type="spellStart"/>
+      <w:r>
+        <w:rPr>
+          <w:sz w:val="24"/>
+          <w:szCs w:val="24"/>
+        </w:rPr>
+        <w:t>CodeDeploy</w:t>
+      </w:r>
+      <w:proofErr w:type="spellEnd"/>
+    </w:p>
+    <w:p>
+      <w:pPr>
+        <w:rPr>
+          <w:b/>
+          <w:bCs/>
+          <w:sz w:val="24"/>
+          <w:szCs w:val="24"/>
+        </w:rPr>
+      </w:pPr>
+      <w:r>
+        <w:rPr>
+          <w:rFonts w:ascii="Segoe UI Emoji" w:hAnsi="Segoe UI Emoji" w:cs="Segoe UI Emoji"/>
+          <w:b/>
+          <w:bCs/>
+          <w:sz w:val="24"/>
+          <w:szCs w:val="24"/>
+        </w:rPr>
         <w:lastRenderedPageBreak/>
-        <w:t xml:space="preserve">AWS </w:t>
-      </w:r>
-      <w:proofErr w:type="spellStart"/>
-      <w:r>
-        <w:rPr>
-          <w:sz w:val="24"/>
-          <w:szCs w:val="24"/>
-        </w:rPr>
-        <w:t>CodeDeploy</w:t>
-      </w:r>
-      <w:proofErr w:type="spellEnd"/>
-    </w:p>
-    <w:p>
-      <w:pPr>
-        <w:rPr>
-          <w:b/>
-          <w:bCs/>
-          <w:sz w:val="24"/>
-          <w:szCs w:val="24"/>
-        </w:rPr>
-      </w:pPr>
-      <w:r>
-        <w:rPr>
-          <w:rFonts w:ascii="Segoe UI Emoji" w:hAnsi="Segoe UI Emoji" w:cs="Segoe UI Emoji"/>
-          <w:b/>
-          <w:bCs/>
-          <w:sz w:val="24"/>
-          <w:szCs w:val="24"/>
-        </w:rPr>
         <w:t>🔹</w:t>
       </w:r>
       <w:r>
@@ -2661,43 +3166,7 @@
           <w:sz w:val="24"/>
           <w:szCs w:val="24"/>
         </w:rPr>
-        <w:t xml:space="preserve">                          </w:t>
-      </w:r>
-      <w:r>
-        <w:rPr>
-          <w:b/>
-          <w:bCs/>
-          <w:sz w:val="24"/>
-          <w:szCs w:val="24"/>
-        </w:rPr>
-        <w:t xml:space="preserve">Alternative for </w:t>
-      </w:r>
-      <w:r>
-        <w:rPr>
-          <w:b/>
-          <w:bCs/>
-          <w:sz w:val="24"/>
-          <w:szCs w:val="24"/>
-        </w:rPr>
-        <w:t>Ansible</w:t>
-      </w:r>
-      <w:r>
-        <w:rPr>
-          <w:b/>
-          <w:bCs/>
-          <w:sz w:val="24"/>
-          <w:szCs w:val="24"/>
-        </w:rPr>
-        <w:t xml:space="preserve"> –</w:t>
-      </w:r>
-      <w:r>
-        <w:rPr>
-          <w:b/>
-          <w:bCs/>
-          <w:sz w:val="24"/>
-          <w:szCs w:val="24"/>
-        </w:rPr>
-        <w:t xml:space="preserve"> Puppet &amp; Chef</w:t>
+        <w:t xml:space="preserve">                          Alternative for Ansible – Puppet &amp; Chef</w:t>
       </w:r>
     </w:p>
     <w:p>
@@ -3161,7 +3630,6 @@
           <w:sz w:val="24"/>
           <w:szCs w:val="24"/>
         </w:rPr>
-        <w:lastRenderedPageBreak/>
         <w:t>🔹</w:t>
       </w:r>
       <w:r>
@@ -3190,6 +3658,7 @@
           <w:sz w:val="24"/>
           <w:szCs w:val="24"/>
         </w:rPr>
+        <w:lastRenderedPageBreak/>
         <w:t>CloudWatch Logs</w:t>
       </w:r>
     </w:p>
@@ -4718,6 +5187,119 @@
     </w:lvl>
   </w:abstractNum>
   <w:abstractNum w:abstractNumId="9" w15:restartNumberingAfterBreak="0">
+    <w:nsid w:val="33B96F4C"/>
+    <w:multiLevelType w:val="hybridMultilevel"/>
+    <w:tmpl w:val="02D886CC"/>
+    <w:lvl w:ilvl="0" w:tplc="40090001">
+      <w:start w:val="1"/>
+      <w:numFmt w:val="bullet"/>
+      <w:lvlText w:val=""/>
+      <w:lvlJc w:val="left"/>
+      <w:pPr>
+        <w:ind w:left="720" w:hanging="360"/>
+      </w:pPr>
+      <w:rPr>
+        <w:rFonts w:ascii="Symbol" w:hAnsi="Symbol" w:hint="default"/>
+      </w:rPr>
+    </w:lvl>
+    <w:lvl w:ilvl="1" w:tplc="40090003" w:tentative="1">
+      <w:start w:val="1"/>
+      <w:numFmt w:val="bullet"/>
+      <w:lvlText w:val="o"/>
+      <w:lvlJc w:val="left"/>
+      <w:pPr>
+        <w:ind w:left="1440" w:hanging="360"/>
+      </w:pPr>
+      <w:rPr>
+        <w:rFonts w:ascii="Courier New" w:hAnsi="Courier New" w:cs="Courier New" w:hint="default"/>
+      </w:rPr>
+    </w:lvl>
+    <w:lvl w:ilvl="2" w:tplc="40090005" w:tentative="1">
+      <w:start w:val="1"/>
+      <w:numFmt w:val="bullet"/>
+      <w:lvlText w:val=""/>
+      <w:lvlJc w:val="left"/>
+      <w:pPr>
+        <w:ind w:left="2160" w:hanging="360"/>
+      </w:pPr>
+      <w:rPr>
+        <w:rFonts w:ascii="Wingdings" w:hAnsi="Wingdings" w:hint="default"/>
+      </w:rPr>
+    </w:lvl>
+    <w:lvl w:ilvl="3" w:tplc="40090001" w:tentative="1">
+      <w:start w:val="1"/>
+      <w:numFmt w:val="bullet"/>
+      <w:lvlText w:val=""/>
+      <w:lvlJc w:val="left"/>
+      <w:pPr>
+        <w:ind w:left="2880" w:hanging="360"/>
+      </w:pPr>
+      <w:rPr>
+        <w:rFonts w:ascii="Symbol" w:hAnsi="Symbol" w:hint="default"/>
+      </w:rPr>
+    </w:lvl>
+    <w:lvl w:ilvl="4" w:tplc="40090003" w:tentative="1">
+      <w:start w:val="1"/>
+      <w:numFmt w:val="bullet"/>
+      <w:lvlText w:val="o"/>
+      <w:lvlJc w:val="left"/>
+      <w:pPr>
+        <w:ind w:left="3600" w:hanging="360"/>
+      </w:pPr>
+      <w:rPr>
+        <w:rFonts w:ascii="Courier New" w:hAnsi="Courier New" w:cs="Courier New" w:hint="default"/>
+      </w:rPr>
+    </w:lvl>
+    <w:lvl w:ilvl="5" w:tplc="40090005" w:tentative="1">
+      <w:start w:val="1"/>
+      <w:numFmt w:val="bullet"/>
+      <w:lvlText w:val=""/>
+      <w:lvlJc w:val="left"/>
+      <w:pPr>
+        <w:ind w:left="4320" w:hanging="360"/>
+      </w:pPr>
+      <w:rPr>
+        <w:rFonts w:ascii="Wingdings" w:hAnsi="Wingdings" w:hint="default"/>
+      </w:rPr>
+    </w:lvl>
+    <w:lvl w:ilvl="6" w:tplc="40090001" w:tentative="1">
+      <w:start w:val="1"/>
+      <w:numFmt w:val="bullet"/>
+      <w:lvlText w:val=""/>
+      <w:lvlJc w:val="left"/>
+      <w:pPr>
+        <w:ind w:left="5040" w:hanging="360"/>
+      </w:pPr>
+      <w:rPr>
+        <w:rFonts w:ascii="Symbol" w:hAnsi="Symbol" w:hint="default"/>
+      </w:rPr>
+    </w:lvl>
+    <w:lvl w:ilvl="7" w:tplc="40090003" w:tentative="1">
+      <w:start w:val="1"/>
+      <w:numFmt w:val="bullet"/>
+      <w:lvlText w:val="o"/>
+      <w:lvlJc w:val="left"/>
+      <w:pPr>
+        <w:ind w:left="5760" w:hanging="360"/>
+      </w:pPr>
+      <w:rPr>
+        <w:rFonts w:ascii="Courier New" w:hAnsi="Courier New" w:cs="Courier New" w:hint="default"/>
+      </w:rPr>
+    </w:lvl>
+    <w:lvl w:ilvl="8" w:tplc="40090005" w:tentative="1">
+      <w:start w:val="1"/>
+      <w:numFmt w:val="bullet"/>
+      <w:lvlText w:val=""/>
+      <w:lvlJc w:val="left"/>
+      <w:pPr>
+        <w:ind w:left="6480" w:hanging="360"/>
+      </w:pPr>
+      <w:rPr>
+        <w:rFonts w:ascii="Wingdings" w:hAnsi="Wingdings" w:hint="default"/>
+      </w:rPr>
+    </w:lvl>
+  </w:abstractNum>
+  <w:abstractNum w:abstractNumId="10" w15:restartNumberingAfterBreak="0">
     <w:nsid w:val="369D7295"/>
     <w:multiLevelType w:val="multilevel"/>
     <w:tmpl w:val="179286D2"/>
@@ -4866,7 +5448,7 @@
       </w:rPr>
     </w:lvl>
   </w:abstractNum>
-  <w:abstractNum w:abstractNumId="10" w15:restartNumberingAfterBreak="0">
+  <w:abstractNum w:abstractNumId="11" w15:restartNumberingAfterBreak="0">
     <w:nsid w:val="411C1D43"/>
     <w:multiLevelType w:val="multilevel"/>
     <w:tmpl w:val="1A14D5EC"/>
@@ -4979,7 +5561,120 @@
       </w:rPr>
     </w:lvl>
   </w:abstractNum>
-  <w:abstractNum w:abstractNumId="11" w15:restartNumberingAfterBreak="0">
+  <w:abstractNum w:abstractNumId="12" w15:restartNumberingAfterBreak="0">
+    <w:nsid w:val="42421B10"/>
+    <w:multiLevelType w:val="hybridMultilevel"/>
+    <w:tmpl w:val="D0E4703E"/>
+    <w:lvl w:ilvl="0" w:tplc="40090001">
+      <w:start w:val="1"/>
+      <w:numFmt w:val="bullet"/>
+      <w:lvlText w:val=""/>
+      <w:lvlJc w:val="left"/>
+      <w:pPr>
+        <w:ind w:left="1152" w:hanging="360"/>
+      </w:pPr>
+      <w:rPr>
+        <w:rFonts w:ascii="Symbol" w:hAnsi="Symbol" w:hint="default"/>
+      </w:rPr>
+    </w:lvl>
+    <w:lvl w:ilvl="1" w:tplc="40090003" w:tentative="1">
+      <w:start w:val="1"/>
+      <w:numFmt w:val="bullet"/>
+      <w:lvlText w:val="o"/>
+      <w:lvlJc w:val="left"/>
+      <w:pPr>
+        <w:ind w:left="1872" w:hanging="360"/>
+      </w:pPr>
+      <w:rPr>
+        <w:rFonts w:ascii="Courier New" w:hAnsi="Courier New" w:cs="Courier New" w:hint="default"/>
+      </w:rPr>
+    </w:lvl>
+    <w:lvl w:ilvl="2" w:tplc="40090005" w:tentative="1">
+      <w:start w:val="1"/>
+      <w:numFmt w:val="bullet"/>
+      <w:lvlText w:val=""/>
+      <w:lvlJc w:val="left"/>
+      <w:pPr>
+        <w:ind w:left="2592" w:hanging="360"/>
+      </w:pPr>
+      <w:rPr>
+        <w:rFonts w:ascii="Wingdings" w:hAnsi="Wingdings" w:hint="default"/>
+      </w:rPr>
+    </w:lvl>
+    <w:lvl w:ilvl="3" w:tplc="40090001" w:tentative="1">
+      <w:start w:val="1"/>
+      <w:numFmt w:val="bullet"/>
+      <w:lvlText w:val=""/>
+      <w:lvlJc w:val="left"/>
+      <w:pPr>
+        <w:ind w:left="3312" w:hanging="360"/>
+      </w:pPr>
+      <w:rPr>
+        <w:rFonts w:ascii="Symbol" w:hAnsi="Symbol" w:hint="default"/>
+      </w:rPr>
+    </w:lvl>
+    <w:lvl w:ilvl="4" w:tplc="40090003" w:tentative="1">
+      <w:start w:val="1"/>
+      <w:numFmt w:val="bullet"/>
+      <w:lvlText w:val="o"/>
+      <w:lvlJc w:val="left"/>
+      <w:pPr>
+        <w:ind w:left="4032" w:hanging="360"/>
+      </w:pPr>
+      <w:rPr>
+        <w:rFonts w:ascii="Courier New" w:hAnsi="Courier New" w:cs="Courier New" w:hint="default"/>
+      </w:rPr>
+    </w:lvl>
+    <w:lvl w:ilvl="5" w:tplc="40090005" w:tentative="1">
+      <w:start w:val="1"/>
+      <w:numFmt w:val="bullet"/>
+      <w:lvlText w:val=""/>
+      <w:lvlJc w:val="left"/>
+      <w:pPr>
+        <w:ind w:left="4752" w:hanging="360"/>
+      </w:pPr>
+      <w:rPr>
+        <w:rFonts w:ascii="Wingdings" w:hAnsi="Wingdings" w:hint="default"/>
+      </w:rPr>
+    </w:lvl>
+    <w:lvl w:ilvl="6" w:tplc="40090001" w:tentative="1">
+      <w:start w:val="1"/>
+      <w:numFmt w:val="bullet"/>
+      <w:lvlText w:val=""/>
+      <w:lvlJc w:val="left"/>
+      <w:pPr>
+        <w:ind w:left="5472" w:hanging="360"/>
+      </w:pPr>
+      <w:rPr>
+        <w:rFonts w:ascii="Symbol" w:hAnsi="Symbol" w:hint="default"/>
+      </w:rPr>
+    </w:lvl>
+    <w:lvl w:ilvl="7" w:tplc="40090003" w:tentative="1">
+      <w:start w:val="1"/>
+      <w:numFmt w:val="bullet"/>
+      <w:lvlText w:val="o"/>
+      <w:lvlJc w:val="left"/>
+      <w:pPr>
+        <w:ind w:left="6192" w:hanging="360"/>
+      </w:pPr>
+      <w:rPr>
+        <w:rFonts w:ascii="Courier New" w:hAnsi="Courier New" w:cs="Courier New" w:hint="default"/>
+      </w:rPr>
+    </w:lvl>
+    <w:lvl w:ilvl="8" w:tplc="40090005" w:tentative="1">
+      <w:start w:val="1"/>
+      <w:numFmt w:val="bullet"/>
+      <w:lvlText w:val=""/>
+      <w:lvlJc w:val="left"/>
+      <w:pPr>
+        <w:ind w:left="6912" w:hanging="360"/>
+      </w:pPr>
+      <w:rPr>
+        <w:rFonts w:ascii="Wingdings" w:hAnsi="Wingdings" w:hint="default"/>
+      </w:rPr>
+    </w:lvl>
+  </w:abstractNum>
+  <w:abstractNum w:abstractNumId="13" w15:restartNumberingAfterBreak="0">
     <w:nsid w:val="491278E4"/>
     <w:multiLevelType w:val="multilevel"/>
     <w:tmpl w:val="1A14D5EC"/>
@@ -5092,7 +5787,7 @@
       </w:rPr>
     </w:lvl>
   </w:abstractNum>
-  <w:abstractNum w:abstractNumId="12" w15:restartNumberingAfterBreak="0">
+  <w:abstractNum w:abstractNumId="14" w15:restartNumberingAfterBreak="0">
     <w:nsid w:val="4DFC712F"/>
     <w:multiLevelType w:val="multilevel"/>
     <w:tmpl w:val="B9BE5488"/>
@@ -5241,7 +5936,7 @@
       </w:rPr>
     </w:lvl>
   </w:abstractNum>
-  <w:abstractNum w:abstractNumId="13" w15:restartNumberingAfterBreak="0">
+  <w:abstractNum w:abstractNumId="15" w15:restartNumberingAfterBreak="0">
     <w:nsid w:val="50272DED"/>
     <w:multiLevelType w:val="multilevel"/>
     <w:tmpl w:val="43E06F18"/>
@@ -5390,7 +6085,7 @@
       </w:rPr>
     </w:lvl>
   </w:abstractNum>
-  <w:abstractNum w:abstractNumId="14" w15:restartNumberingAfterBreak="0">
+  <w:abstractNum w:abstractNumId="16" w15:restartNumberingAfterBreak="0">
     <w:nsid w:val="51434DFB"/>
     <w:multiLevelType w:val="multilevel"/>
     <w:tmpl w:val="91CE3432"/>
@@ -5539,7 +6234,7 @@
       </w:rPr>
     </w:lvl>
   </w:abstractNum>
-  <w:abstractNum w:abstractNumId="15" w15:restartNumberingAfterBreak="0">
+  <w:abstractNum w:abstractNumId="17" w15:restartNumberingAfterBreak="0">
     <w:nsid w:val="53B22D2D"/>
     <w:multiLevelType w:val="multilevel"/>
     <w:tmpl w:val="98DE14AA"/>
@@ -5688,7 +6383,7 @@
       </w:rPr>
     </w:lvl>
   </w:abstractNum>
-  <w:abstractNum w:abstractNumId="16" w15:restartNumberingAfterBreak="0">
+  <w:abstractNum w:abstractNumId="18" w15:restartNumberingAfterBreak="0">
     <w:nsid w:val="5BA8164D"/>
     <w:multiLevelType w:val="multilevel"/>
     <w:tmpl w:val="86F4CC8A"/>
@@ -5837,7 +6532,7 @@
       </w:rPr>
     </w:lvl>
   </w:abstractNum>
-  <w:abstractNum w:abstractNumId="17" w15:restartNumberingAfterBreak="0">
+  <w:abstractNum w:abstractNumId="19" w15:restartNumberingAfterBreak="0">
     <w:nsid w:val="634E67C2"/>
     <w:multiLevelType w:val="multilevel"/>
     <w:tmpl w:val="8384BE24"/>
@@ -5986,7 +6681,7 @@
       </w:rPr>
     </w:lvl>
   </w:abstractNum>
-  <w:abstractNum w:abstractNumId="18" w15:restartNumberingAfterBreak="0">
+  <w:abstractNum w:abstractNumId="20" w15:restartNumberingAfterBreak="0">
     <w:nsid w:val="69356147"/>
     <w:multiLevelType w:val="multilevel"/>
     <w:tmpl w:val="6258611E"/>
@@ -6135,7 +6830,7 @@
       </w:rPr>
     </w:lvl>
   </w:abstractNum>
-  <w:abstractNum w:abstractNumId="19" w15:restartNumberingAfterBreak="0">
+  <w:abstractNum w:abstractNumId="21" w15:restartNumberingAfterBreak="0">
     <w:nsid w:val="6A5B6118"/>
     <w:multiLevelType w:val="multilevel"/>
     <w:tmpl w:val="27CAC190"/>
@@ -6284,7 +6979,7 @@
       </w:rPr>
     </w:lvl>
   </w:abstractNum>
-  <w:abstractNum w:abstractNumId="20" w15:restartNumberingAfterBreak="0">
+  <w:abstractNum w:abstractNumId="22" w15:restartNumberingAfterBreak="0">
     <w:nsid w:val="6FCF338D"/>
     <w:multiLevelType w:val="multilevel"/>
     <w:tmpl w:val="C0E4692C"/>
@@ -6433,7 +7128,7 @@
       </w:rPr>
     </w:lvl>
   </w:abstractNum>
-  <w:abstractNum w:abstractNumId="21" w15:restartNumberingAfterBreak="0">
+  <w:abstractNum w:abstractNumId="23" w15:restartNumberingAfterBreak="0">
     <w:nsid w:val="70873777"/>
     <w:multiLevelType w:val="hybridMultilevel"/>
     <w:tmpl w:val="E27EAD72"/>
@@ -6522,7 +7217,120 @@
       </w:pPr>
     </w:lvl>
   </w:abstractNum>
-  <w:abstractNum w:abstractNumId="22" w15:restartNumberingAfterBreak="0">
+  <w:abstractNum w:abstractNumId="24" w15:restartNumberingAfterBreak="0">
+    <w:nsid w:val="74511168"/>
+    <w:multiLevelType w:val="hybridMultilevel"/>
+    <w:tmpl w:val="FBC08354"/>
+    <w:lvl w:ilvl="0" w:tplc="40090001">
+      <w:start w:val="1"/>
+      <w:numFmt w:val="bullet"/>
+      <w:lvlText w:val=""/>
+      <w:lvlJc w:val="left"/>
+      <w:pPr>
+        <w:ind w:left="1044" w:hanging="360"/>
+      </w:pPr>
+      <w:rPr>
+        <w:rFonts w:ascii="Symbol" w:hAnsi="Symbol" w:hint="default"/>
+      </w:rPr>
+    </w:lvl>
+    <w:lvl w:ilvl="1" w:tplc="40090003" w:tentative="1">
+      <w:start w:val="1"/>
+      <w:numFmt w:val="bullet"/>
+      <w:lvlText w:val="o"/>
+      <w:lvlJc w:val="left"/>
+      <w:pPr>
+        <w:ind w:left="1764" w:hanging="360"/>
+      </w:pPr>
+      <w:rPr>
+        <w:rFonts w:ascii="Courier New" w:hAnsi="Courier New" w:cs="Courier New" w:hint="default"/>
+      </w:rPr>
+    </w:lvl>
+    <w:lvl w:ilvl="2" w:tplc="40090005" w:tentative="1">
+      <w:start w:val="1"/>
+      <w:numFmt w:val="bullet"/>
+      <w:lvlText w:val=""/>
+      <w:lvlJc w:val="left"/>
+      <w:pPr>
+        <w:ind w:left="2484" w:hanging="360"/>
+      </w:pPr>
+      <w:rPr>
+        <w:rFonts w:ascii="Wingdings" w:hAnsi="Wingdings" w:hint="default"/>
+      </w:rPr>
+    </w:lvl>
+    <w:lvl w:ilvl="3" w:tplc="40090001" w:tentative="1">
+      <w:start w:val="1"/>
+      <w:numFmt w:val="bullet"/>
+      <w:lvlText w:val=""/>
+      <w:lvlJc w:val="left"/>
+      <w:pPr>
+        <w:ind w:left="3204" w:hanging="360"/>
+      </w:pPr>
+      <w:rPr>
+        <w:rFonts w:ascii="Symbol" w:hAnsi="Symbol" w:hint="default"/>
+      </w:rPr>
+    </w:lvl>
+    <w:lvl w:ilvl="4" w:tplc="40090003" w:tentative="1">
+      <w:start w:val="1"/>
+      <w:numFmt w:val="bullet"/>
+      <w:lvlText w:val="o"/>
+      <w:lvlJc w:val="left"/>
+      <w:pPr>
+        <w:ind w:left="3924" w:hanging="360"/>
+      </w:pPr>
+      <w:rPr>
+        <w:rFonts w:ascii="Courier New" w:hAnsi="Courier New" w:cs="Courier New" w:hint="default"/>
+      </w:rPr>
+    </w:lvl>
+    <w:lvl w:ilvl="5" w:tplc="40090005" w:tentative="1">
+      <w:start w:val="1"/>
+      <w:numFmt w:val="bullet"/>
+      <w:lvlText w:val=""/>
+      <w:lvlJc w:val="left"/>
+      <w:pPr>
+        <w:ind w:left="4644" w:hanging="360"/>
+      </w:pPr>
+      <w:rPr>
+        <w:rFonts w:ascii="Wingdings" w:hAnsi="Wingdings" w:hint="default"/>
+      </w:rPr>
+    </w:lvl>
+    <w:lvl w:ilvl="6" w:tplc="40090001" w:tentative="1">
+      <w:start w:val="1"/>
+      <w:numFmt w:val="bullet"/>
+      <w:lvlText w:val=""/>
+      <w:lvlJc w:val="left"/>
+      <w:pPr>
+        <w:ind w:left="5364" w:hanging="360"/>
+      </w:pPr>
+      <w:rPr>
+        <w:rFonts w:ascii="Symbol" w:hAnsi="Symbol" w:hint="default"/>
+      </w:rPr>
+    </w:lvl>
+    <w:lvl w:ilvl="7" w:tplc="40090003" w:tentative="1">
+      <w:start w:val="1"/>
+      <w:numFmt w:val="bullet"/>
+      <w:lvlText w:val="o"/>
+      <w:lvlJc w:val="left"/>
+      <w:pPr>
+        <w:ind w:left="6084" w:hanging="360"/>
+      </w:pPr>
+      <w:rPr>
+        <w:rFonts w:ascii="Courier New" w:hAnsi="Courier New" w:cs="Courier New" w:hint="default"/>
+      </w:rPr>
+    </w:lvl>
+    <w:lvl w:ilvl="8" w:tplc="40090005" w:tentative="1">
+      <w:start w:val="1"/>
+      <w:numFmt w:val="bullet"/>
+      <w:lvlText w:val=""/>
+      <w:lvlJc w:val="left"/>
+      <w:pPr>
+        <w:ind w:left="6804" w:hanging="360"/>
+      </w:pPr>
+      <w:rPr>
+        <w:rFonts w:ascii="Wingdings" w:hAnsi="Wingdings" w:hint="default"/>
+      </w:rPr>
+    </w:lvl>
+  </w:abstractNum>
+  <w:abstractNum w:abstractNumId="25" w15:restartNumberingAfterBreak="0">
     <w:nsid w:val="74C91F21"/>
     <w:multiLevelType w:val="multilevel"/>
     <w:tmpl w:val="1A14D5EC"/>
@@ -6635,7 +7443,7 @@
       </w:rPr>
     </w:lvl>
   </w:abstractNum>
-  <w:abstractNum w:abstractNumId="23" w15:restartNumberingAfterBreak="0">
+  <w:abstractNum w:abstractNumId="26" w15:restartNumberingAfterBreak="0">
     <w:nsid w:val="77D27638"/>
     <w:multiLevelType w:val="multilevel"/>
     <w:tmpl w:val="124C2A22"/>
@@ -6784,7 +7592,7 @@
       </w:rPr>
     </w:lvl>
   </w:abstractNum>
-  <w:abstractNum w:abstractNumId="24" w15:restartNumberingAfterBreak="0">
+  <w:abstractNum w:abstractNumId="27" w15:restartNumberingAfterBreak="0">
     <w:nsid w:val="7ADF18EF"/>
     <w:multiLevelType w:val="multilevel"/>
     <w:tmpl w:val="6FD0E814"/>
@@ -6933,32 +7741,145 @@
       </w:rPr>
     </w:lvl>
   </w:abstractNum>
+  <w:abstractNum w:abstractNumId="28" w15:restartNumberingAfterBreak="0">
+    <w:nsid w:val="7F5D59E2"/>
+    <w:multiLevelType w:val="hybridMultilevel"/>
+    <w:tmpl w:val="1C7C464C"/>
+    <w:lvl w:ilvl="0" w:tplc="40090001">
+      <w:start w:val="1"/>
+      <w:numFmt w:val="bullet"/>
+      <w:lvlText w:val=""/>
+      <w:lvlJc w:val="left"/>
+      <w:pPr>
+        <w:ind w:left="720" w:hanging="360"/>
+      </w:pPr>
+      <w:rPr>
+        <w:rFonts w:ascii="Symbol" w:hAnsi="Symbol" w:hint="default"/>
+      </w:rPr>
+    </w:lvl>
+    <w:lvl w:ilvl="1" w:tplc="40090003" w:tentative="1">
+      <w:start w:val="1"/>
+      <w:numFmt w:val="bullet"/>
+      <w:lvlText w:val="o"/>
+      <w:lvlJc w:val="left"/>
+      <w:pPr>
+        <w:ind w:left="1440" w:hanging="360"/>
+      </w:pPr>
+      <w:rPr>
+        <w:rFonts w:ascii="Courier New" w:hAnsi="Courier New" w:cs="Courier New" w:hint="default"/>
+      </w:rPr>
+    </w:lvl>
+    <w:lvl w:ilvl="2" w:tplc="40090005" w:tentative="1">
+      <w:start w:val="1"/>
+      <w:numFmt w:val="bullet"/>
+      <w:lvlText w:val=""/>
+      <w:lvlJc w:val="left"/>
+      <w:pPr>
+        <w:ind w:left="2160" w:hanging="360"/>
+      </w:pPr>
+      <w:rPr>
+        <w:rFonts w:ascii="Wingdings" w:hAnsi="Wingdings" w:hint="default"/>
+      </w:rPr>
+    </w:lvl>
+    <w:lvl w:ilvl="3" w:tplc="40090001" w:tentative="1">
+      <w:start w:val="1"/>
+      <w:numFmt w:val="bullet"/>
+      <w:lvlText w:val=""/>
+      <w:lvlJc w:val="left"/>
+      <w:pPr>
+        <w:ind w:left="2880" w:hanging="360"/>
+      </w:pPr>
+      <w:rPr>
+        <w:rFonts w:ascii="Symbol" w:hAnsi="Symbol" w:hint="default"/>
+      </w:rPr>
+    </w:lvl>
+    <w:lvl w:ilvl="4" w:tplc="40090003" w:tentative="1">
+      <w:start w:val="1"/>
+      <w:numFmt w:val="bullet"/>
+      <w:lvlText w:val="o"/>
+      <w:lvlJc w:val="left"/>
+      <w:pPr>
+        <w:ind w:left="3600" w:hanging="360"/>
+      </w:pPr>
+      <w:rPr>
+        <w:rFonts w:ascii="Courier New" w:hAnsi="Courier New" w:cs="Courier New" w:hint="default"/>
+      </w:rPr>
+    </w:lvl>
+    <w:lvl w:ilvl="5" w:tplc="40090005" w:tentative="1">
+      <w:start w:val="1"/>
+      <w:numFmt w:val="bullet"/>
+      <w:lvlText w:val=""/>
+      <w:lvlJc w:val="left"/>
+      <w:pPr>
+        <w:ind w:left="4320" w:hanging="360"/>
+      </w:pPr>
+      <w:rPr>
+        <w:rFonts w:ascii="Wingdings" w:hAnsi="Wingdings" w:hint="default"/>
+      </w:rPr>
+    </w:lvl>
+    <w:lvl w:ilvl="6" w:tplc="40090001" w:tentative="1">
+      <w:start w:val="1"/>
+      <w:numFmt w:val="bullet"/>
+      <w:lvlText w:val=""/>
+      <w:lvlJc w:val="left"/>
+      <w:pPr>
+        <w:ind w:left="5040" w:hanging="360"/>
+      </w:pPr>
+      <w:rPr>
+        <w:rFonts w:ascii="Symbol" w:hAnsi="Symbol" w:hint="default"/>
+      </w:rPr>
+    </w:lvl>
+    <w:lvl w:ilvl="7" w:tplc="40090003" w:tentative="1">
+      <w:start w:val="1"/>
+      <w:numFmt w:val="bullet"/>
+      <w:lvlText w:val="o"/>
+      <w:lvlJc w:val="left"/>
+      <w:pPr>
+        <w:ind w:left="5760" w:hanging="360"/>
+      </w:pPr>
+      <w:rPr>
+        <w:rFonts w:ascii="Courier New" w:hAnsi="Courier New" w:cs="Courier New" w:hint="default"/>
+      </w:rPr>
+    </w:lvl>
+    <w:lvl w:ilvl="8" w:tplc="40090005" w:tentative="1">
+      <w:start w:val="1"/>
+      <w:numFmt w:val="bullet"/>
+      <w:lvlText w:val=""/>
+      <w:lvlJc w:val="left"/>
+      <w:pPr>
+        <w:ind w:left="6480" w:hanging="360"/>
+      </w:pPr>
+      <w:rPr>
+        <w:rFonts w:ascii="Wingdings" w:hAnsi="Wingdings" w:hint="default"/>
+      </w:rPr>
+    </w:lvl>
+  </w:abstractNum>
   <w:num w:numId="1" w16cid:durableId="1193495316">
-    <w:abstractNumId w:val="21"/>
+    <w:abstractNumId w:val="23"/>
   </w:num>
   <w:num w:numId="2" w16cid:durableId="1032270927">
+    <w:abstractNumId w:val="13"/>
+  </w:num>
+  <w:num w:numId="3" w16cid:durableId="2022395411">
+    <w:abstractNumId w:val="25"/>
+  </w:num>
+  <w:num w:numId="4" w16cid:durableId="1518693422">
     <w:abstractNumId w:val="11"/>
   </w:num>
-  <w:num w:numId="3" w16cid:durableId="2022395411">
+  <w:num w:numId="5" w16cid:durableId="46342135">
+    <w:abstractNumId w:val="19"/>
+  </w:num>
+  <w:num w:numId="6" w16cid:durableId="538206138">
     <w:abstractNumId w:val="22"/>
   </w:num>
-  <w:num w:numId="4" w16cid:durableId="1518693422">
+  <w:num w:numId="7" w16cid:durableId="1340424516">
     <w:abstractNumId w:val="10"/>
-  </w:num>
-  <w:num w:numId="5" w16cid:durableId="46342135">
-    <w:abstractNumId w:val="17"/>
-  </w:num>
-  <w:num w:numId="6" w16cid:durableId="538206138">
-    <w:abstractNumId w:val="20"/>
-  </w:num>
-  <w:num w:numId="7" w16cid:durableId="1340424516">
-    <w:abstractNumId w:val="9"/>
   </w:num>
   <w:num w:numId="8" w16cid:durableId="26873502">
     <w:abstractNumId w:val="2"/>
   </w:num>
   <w:num w:numId="9" w16cid:durableId="63993016">
-    <w:abstractNumId w:val="24"/>
+    <w:abstractNumId w:val="27"/>
   </w:num>
   <w:num w:numId="10" w16cid:durableId="578832962">
     <w:abstractNumId w:val="1"/>
@@ -6967,16 +7888,16 @@
     <w:abstractNumId w:val="5"/>
   </w:num>
   <w:num w:numId="12" w16cid:durableId="397825046">
-    <w:abstractNumId w:val="15"/>
+    <w:abstractNumId w:val="17"/>
   </w:num>
   <w:num w:numId="13" w16cid:durableId="296568284">
     <w:abstractNumId w:val="7"/>
   </w:num>
   <w:num w:numId="14" w16cid:durableId="1831942566">
-    <w:abstractNumId w:val="14"/>
+    <w:abstractNumId w:val="16"/>
   </w:num>
   <w:num w:numId="15" w16cid:durableId="831604747">
-    <w:abstractNumId w:val="13"/>
+    <w:abstractNumId w:val="15"/>
   </w:num>
   <w:num w:numId="16" w16cid:durableId="1701011318">
     <w:abstractNumId w:val="3"/>
@@ -6988,25 +7909,37 @@
     <w:abstractNumId w:val="8"/>
   </w:num>
   <w:num w:numId="19" w16cid:durableId="825824784">
-    <w:abstractNumId w:val="19"/>
+    <w:abstractNumId w:val="21"/>
   </w:num>
   <w:num w:numId="20" w16cid:durableId="1241330824">
     <w:abstractNumId w:val="4"/>
   </w:num>
   <w:num w:numId="21" w16cid:durableId="1594704721">
-    <w:abstractNumId w:val="23"/>
+    <w:abstractNumId w:val="26"/>
   </w:num>
   <w:num w:numId="22" w16cid:durableId="872884515">
-    <w:abstractNumId w:val="12"/>
+    <w:abstractNumId w:val="14"/>
   </w:num>
   <w:num w:numId="23" w16cid:durableId="375933613">
-    <w:abstractNumId w:val="18"/>
+    <w:abstractNumId w:val="20"/>
   </w:num>
   <w:num w:numId="24" w16cid:durableId="680816109">
     <w:abstractNumId w:val="6"/>
   </w:num>
   <w:num w:numId="25" w16cid:durableId="770128618">
-    <w:abstractNumId w:val="16"/>
+    <w:abstractNumId w:val="18"/>
+  </w:num>
+  <w:num w:numId="26" w16cid:durableId="1925215518">
+    <w:abstractNumId w:val="12"/>
+  </w:num>
+  <w:num w:numId="27" w16cid:durableId="681902839">
+    <w:abstractNumId w:val="24"/>
+  </w:num>
+  <w:num w:numId="28" w16cid:durableId="2135362861">
+    <w:abstractNumId w:val="9"/>
+  </w:num>
+  <w:num w:numId="29" w16cid:durableId="1962683941">
+    <w:abstractNumId w:val="28"/>
   </w:num>
 </w:numbering>
 </file>
